--- a/Links.docx
+++ b/Links.docx
@@ -15,7 +15,7 @@
           <w:rPr>
             <w:rStyle w:val="Hyperlink"/>
           </w:rPr>
-          <w:t>https://www.youtube.com/watch?v=4An6Rd1BxM8&amp;list=PLWyP9kTG8INcHJldFrqqfNChVFn4Wmn0r</w:t>
+          <w:t>https://www.youtube.com/playlist?list=PLWyP9kTG8INcHJldFrqqfNChVFn4Wmn0r</w:t>
         </w:r>
       </w:hyperlink>
     </w:p>
@@ -32,7 +32,7 @@
           <w:rPr>
             <w:rStyle w:val="Hyperlink"/>
           </w:rPr>
-          <w:t>https://www.youtube.com/watch?v=9yOY9na9Rjo&amp;list=PLOUm6fJiwrYGMkhdciCreaATtmUMuaoBz&amp;index=2</w:t>
+          <w:t>https://www.youtube.com/playlist?list=PLOUm6fJiwrYGMkhdciCreaATtmUMuaoBz</w:t>
         </w:r>
       </w:hyperlink>
     </w:p>
@@ -49,7 +49,7 @@
           <w:rPr>
             <w:rStyle w:val="Hyperlink"/>
           </w:rPr>
-          <w:t>https://www.youtube.com/watch?v=cb5coX1jAYE&amp;list=PLvr0Ht-XkB_0V-mjAYlfgk-3VRmFarlzC</w:t>
+          <w:t>https://www.youtube.com/playlist?list=PLvr0Ht-XkB_0V-mjAYlfgk-3VRmFarlzC</w:t>
         </w:r>
       </w:hyperlink>
     </w:p>
@@ -66,9 +66,14 @@
           <w:rPr>
             <w:rStyle w:val="Hyperlink"/>
           </w:rPr>
-          <w:t>https://www.youtube.com/watch?v=n7dc8VdqO3k&amp;list=PLr9he3UyIy3nppAW_1NZWqNA3RS6o1cAl</w:t>
+          <w:t>https://www.youtube.com/playlist?list=PLr9he3UyIy3nppAW_1NZWqNA3RS6o1cAl</w:t>
         </w:r>
       </w:hyperlink>
+    </w:p>
+    <w:p>
+      <w:pPr>
+        <w:pStyle w:val="ListParagraph"/>
+      </w:pPr>
     </w:p>
     <w:p>
       <w:pPr>
@@ -1122,6 +1127,18 @@
       <w:shd w:val="clear" w:color="auto" w:fill="E1DFDD"/>
     </w:rPr>
   </w:style>
+  <w:style w:type="character" w:styleId="FollowedHyperlink">
+    <w:name w:val="FollowedHyperlink"/>
+    <w:basedOn w:val="DefaultParagraphFont"/>
+    <w:uiPriority w:val="99"/>
+    <w:semiHidden/>
+    <w:unhideWhenUsed/>
+    <w:rsid w:val="00B34838"/>
+    <w:rPr>
+      <w:color w:val="954F72" w:themeColor="followedHyperlink"/>
+      <w:u w:val="single"/>
+    </w:rPr>
+  </w:style>
 </w:styles>
 </file>
 
